--- a/materialien/_Muster/DD_Muster_Warm-up-Karten.docx
+++ b/materialien/_Muster/DD_Muster_Warm-up-Karten.docx
@@ -405,7 +405,7 @@
               <w:spacing w:after="60"/>
             </w:pPr>
             <w:r>
-              <w:t xml:space="preserve">Benenne </w:t>
+              <w:t xml:space="preserve">Gib für </w:t>
             </w:r>
             <w:r>
               <w:rPr>
@@ -441,7 +441,7 @@
               <w:t>Attributwert</w:t>
             </w:r>
             <w:r>
-              <w:t xml:space="preserve"> jeweils an einem Beispiel.</w:t>
+              <w:t xml:space="preserve"> jeweils ein Beispiel an.</w:t>
             </w:r>
           </w:p>
           <w:p>
@@ -783,7 +783,7 @@
               <w:spacing w:after="60"/>
             </w:pPr>
             <w:r>
-              <w:t>Notiere eine Abfrage, die Bezeichnung, Kategorie und Wert aller Fundsachen ausgibt – sortiert nach Kategorie aufsteigend, innerhalb einer Kategorie nach Wert absteigend.</w:t>
+              <w:t>Entwirf eine Abfrage, die Bezeichnung, Kategorie und Wert aller Fundsachen ausgibt – sortiert nach Kategorie aufsteigend, innerhalb einer Kategorie nach Wert absteigend.</w:t>
             </w:r>
           </w:p>
           <w:p>
